--- a/TDD/Lab Test driven development/TDD_Report.docx
+++ b/TDD/Lab Test driven development/TDD_Report.docx
@@ -22,7 +22,17 @@
           <w:sz w:val="26"/>
           <w:szCs w:val="26"/>
         </w:rPr>
-        <w:t>TDD Report</w:t>
+        <w:t xml:space="preserve">TDD </w:t>
+      </w:r>
+      <w:r>
+        <w:rPr>
+          <w:rFonts w:ascii="Calibri" w:hAnsi="Calibri" w:cs="Calibri"/>
+          <w:b/>
+          <w:bCs/>
+          <w:sz w:val="28"/>
+          <w:szCs w:val="28"/>
+        </w:rPr>
+        <w:t>Report</w:t>
       </w:r>
     </w:p>
     <w:p>
@@ -73,15 +83,19 @@
         <w:spacing w:after="0" w:line="240" w:lineRule="auto"/>
         <w:rPr>
           <w:rFonts w:ascii="Calibri" w:hAnsi="Calibri" w:cs="Calibri"/>
-          <w:sz w:val="24"/>
-        </w:rPr>
-      </w:pPr>
-      <w:r>
-        <w:rPr>
-          <w:rFonts w:ascii="Calibri" w:hAnsi="Calibri" w:cs="Calibri"/>
           <w:b/>
           <w:bCs/>
-          <w:sz w:val="24"/>
+          <w:sz w:val="28"/>
+          <w:szCs w:val="28"/>
+        </w:rPr>
+      </w:pPr>
+      <w:r>
+        <w:rPr>
+          <w:rFonts w:ascii="Calibri" w:hAnsi="Calibri" w:cs="Calibri"/>
+          <w:b/>
+          <w:bCs/>
+          <w:sz w:val="28"/>
+          <w:szCs w:val="28"/>
         </w:rPr>
         <w:t>Task1: Answer the following questions in your report: </w:t>
       </w:r>
@@ -132,12 +146,14 @@
         <w:spacing w:after="0" w:line="240" w:lineRule="auto"/>
         <w:rPr>
           <w:rFonts w:ascii="Calibri" w:hAnsi="Calibri" w:cs="Calibri"/>
+          <w:color w:val="EE0000"/>
           <w:sz w:val="24"/>
         </w:rPr>
       </w:pPr>
       <w:r>
         <w:rPr>
           <w:rFonts w:ascii="Calibri" w:hAnsi="Calibri" w:cs="Calibri"/>
+          <w:color w:val="EE0000"/>
           <w:sz w:val="24"/>
         </w:rPr>
         <w:t>pytest --cov=Task1_Rover --cov=Cipher --cov-branch --cov-report=html</w:t>
@@ -158,6 +174,7 @@
           <w:rFonts w:ascii="Calibri" w:hAnsi="Calibri" w:cs="Calibri"/>
           <w:b/>
           <w:bCs/>
+          <w:noProof/>
           <w:sz w:val="24"/>
         </w:rPr>
         <w:drawing>
@@ -256,23 +273,7 @@
           <w:rFonts w:ascii="Calibri" w:hAnsi="Calibri" w:cs="Calibri"/>
           <w:sz w:val="24"/>
         </w:rPr>
-        <w:t xml:space="preserve">Statement coverage measures the percentage of </w:t>
-      </w:r>
-      <w:r>
-        <w:rPr>
-          <w:rFonts w:ascii="Calibri" w:hAnsi="Calibri" w:cs="Calibri"/>
-          <w:b/>
-          <w:bCs/>
-          <w:sz w:val="24"/>
-        </w:rPr>
-        <w:t>executable code</w:t>
-      </w:r>
-      <w:r>
-        <w:rPr>
-          <w:rFonts w:ascii="Calibri" w:hAnsi="Calibri" w:cs="Calibri"/>
-          <w:sz w:val="24"/>
-        </w:rPr>
-        <w:t xml:space="preserve"> statements that have been run at least once during your tests.</w:t>
+        <w:t>Statement coverage measures the percentage of executable code statements that have been run at least once during your tests.</w:t>
       </w:r>
     </w:p>
     <w:p>
@@ -309,53 +310,7 @@
           <w:rFonts w:ascii="Calibri" w:hAnsi="Calibri" w:cs="Calibri"/>
           <w:sz w:val="24"/>
         </w:rPr>
-        <w:t>Branch coverage</w:t>
-      </w:r>
-      <w:r>
-        <w:rPr>
-          <w:rFonts w:ascii="Calibri" w:hAnsi="Calibri" w:cs="Calibri"/>
-          <w:sz w:val="24"/>
-        </w:rPr>
-        <w:t xml:space="preserve"> </w:t>
-      </w:r>
-      <w:r>
-        <w:rPr>
-          <w:rFonts w:ascii="Calibri" w:hAnsi="Calibri" w:cs="Calibri"/>
-          <w:sz w:val="24"/>
-        </w:rPr>
-        <w:t xml:space="preserve">measures whether </w:t>
-      </w:r>
-      <w:r>
-        <w:rPr>
-          <w:rFonts w:ascii="Calibri" w:hAnsi="Calibri" w:cs="Calibri"/>
-          <w:b/>
-          <w:bCs/>
-          <w:sz w:val="24"/>
-        </w:rPr>
-        <w:t>every possible path</w:t>
-      </w:r>
-      <w:r>
-        <w:rPr>
-          <w:rFonts w:ascii="Calibri" w:hAnsi="Calibri" w:cs="Calibri"/>
-          <w:sz w:val="24"/>
-        </w:rPr>
-        <w:t xml:space="preserve"> through a </w:t>
-      </w:r>
-      <w:r>
-        <w:rPr>
-          <w:rFonts w:ascii="Calibri" w:hAnsi="Calibri" w:cs="Calibri"/>
-          <w:b/>
-          <w:bCs/>
-          <w:sz w:val="24"/>
-        </w:rPr>
-        <w:t>decision point</w:t>
-      </w:r>
-      <w:r>
-        <w:rPr>
-          <w:rFonts w:ascii="Calibri" w:hAnsi="Calibri" w:cs="Calibri"/>
-          <w:sz w:val="24"/>
-        </w:rPr>
-        <w:t xml:space="preserve"> has been taken.</w:t>
+        <w:t>Branch coverage measures whether every possible path through a decision point has been taken.</w:t>
       </w:r>
     </w:p>
     <w:p>
@@ -460,6 +415,7 @@
           <w:rFonts w:ascii="Calibri" w:hAnsi="Calibri" w:cs="Calibri"/>
           <w:b/>
           <w:bCs/>
+          <w:noProof/>
           <w:sz w:val="24"/>
         </w:rPr>
         <w:drawing>
@@ -503,7 +459,7 @@
       <w:pPr>
         <w:spacing w:after="0" w:line="240" w:lineRule="auto"/>
         <w:rPr>
-          <w:rFonts w:ascii="Calibri" w:hAnsi="Calibri" w:cs="Calibri"/>
+          <w:rFonts w:ascii="Calibri" w:hAnsi="Calibri" w:cs="Calibri" w:hint="eastAsia"/>
           <w:sz w:val="24"/>
         </w:rPr>
       </w:pPr>
@@ -512,56 +468,7 @@
           <w:rFonts w:ascii="Calibri" w:hAnsi="Calibri" w:cs="Calibri"/>
           <w:sz w:val="24"/>
         </w:rPr>
-        <w:t>Missing Lowercase Consonant 'g'</w:t>
-      </w:r>
-      <w:r>
-        <w:rPr>
-          <w:rFonts w:ascii="Calibri" w:hAnsi="Calibri" w:cs="Calibri"/>
-          <w:sz w:val="24"/>
-        </w:rPr>
-        <w:t xml:space="preserve"> and Uppercase </w:t>
-      </w:r>
-      <w:r>
-        <w:rPr>
-          <w:rFonts w:ascii="Calibri" w:hAnsi="Calibri" w:cs="Calibri"/>
-          <w:sz w:val="24"/>
-        </w:rPr>
-        <w:t>Consonant</w:t>
-      </w:r>
-      <w:r>
-        <w:rPr>
-          <w:rFonts w:ascii="Calibri" w:hAnsi="Calibri" w:cs="Calibri"/>
-          <w:sz w:val="24"/>
-        </w:rPr>
-        <w:t xml:space="preserve"> </w:t>
-      </w:r>
-      <w:r>
-        <w:rPr>
-          <w:rFonts w:ascii="Calibri" w:hAnsi="Calibri" w:cs="Calibri"/>
-          <w:sz w:val="24"/>
-        </w:rPr>
-        <w:t>'</w:t>
-      </w:r>
-      <w:r>
-        <w:rPr>
-          <w:rFonts w:ascii="Calibri" w:hAnsi="Calibri" w:cs="Calibri"/>
-          <w:sz w:val="24"/>
-        </w:rPr>
-        <w:t>D</w:t>
-      </w:r>
-      <w:r>
-        <w:rPr>
-          <w:rFonts w:ascii="Calibri" w:hAnsi="Calibri" w:cs="Calibri"/>
-          <w:sz w:val="24"/>
-        </w:rPr>
-        <w:t>'</w:t>
-      </w:r>
-      <w:r>
-        <w:rPr>
-          <w:rFonts w:ascii="Calibri" w:hAnsi="Calibri" w:cs="Calibri"/>
-          <w:sz w:val="24"/>
-        </w:rPr>
-        <w:t>.</w:t>
+        <w:t>Missing Lowercase Consonant 'g' and Uppercase Consonant 'D'.</w:t>
       </w:r>
     </w:p>
     <w:p>
@@ -582,21 +489,7 @@
           <w:rFonts w:ascii="Calibri" w:hAnsi="Calibri" w:cs="Calibri"/>
           <w:sz w:val="24"/>
         </w:rPr>
-        <w:t xml:space="preserve">The </w:t>
-      </w:r>
-      <w:r>
-        <w:rPr>
-          <w:rFonts w:ascii="Calibri" w:hAnsi="Calibri" w:cs="Calibri"/>
-          <w:sz w:val="24"/>
-        </w:rPr>
-        <w:t>Second</w:t>
-      </w:r>
-      <w:r>
-        <w:rPr>
-          <w:rFonts w:ascii="Calibri" w:hAnsi="Calibri" w:cs="Calibri"/>
-          <w:sz w:val="24"/>
-        </w:rPr>
-        <w:t xml:space="preserve"> bug:</w:t>
+        <w:t>The Second bug:</w:t>
       </w:r>
     </w:p>
     <w:p>
@@ -610,6 +503,7 @@
       <w:r>
         <w:rPr>
           <w:rFonts w:ascii="Calibri" w:hAnsi="Calibri" w:cs="Calibri"/>
+          <w:noProof/>
           <w:sz w:val="24"/>
         </w:rPr>
         <w:lastRenderedPageBreak/>
@@ -663,37 +557,7 @@
           <w:rFonts w:ascii="Calibri" w:hAnsi="Calibri" w:cs="Calibri"/>
           <w:sz w:val="24"/>
         </w:rPr>
-        <w:t xml:space="preserve">In the </w:t>
-      </w:r>
-      <w:proofErr w:type="spellStart"/>
-      <w:r>
-        <w:rPr>
-          <w:rFonts w:ascii="Calibri" w:hAnsi="Calibri" w:cs="Calibri"/>
-          <w:sz w:val="24"/>
-        </w:rPr>
-        <w:t>derove</w:t>
-      </w:r>
-      <w:proofErr w:type="spellEnd"/>
-      <w:r>
-        <w:rPr>
-          <w:rFonts w:ascii="Calibri" w:hAnsi="Calibri" w:cs="Calibri"/>
-          <w:sz w:val="24"/>
-        </w:rPr>
-        <w:t xml:space="preserve"> </w:t>
-      </w:r>
-      <w:r>
-        <w:rPr>
-          <w:rFonts w:ascii="Calibri" w:hAnsi="Calibri" w:cs="Calibri"/>
-          <w:sz w:val="24"/>
-        </w:rPr>
-        <w:t>function</w:t>
-      </w:r>
-      <w:r>
-        <w:rPr>
-          <w:rFonts w:ascii="Calibri" w:hAnsi="Calibri" w:cs="Calibri"/>
-          <w:sz w:val="24"/>
-        </w:rPr>
-        <w:t>, the code originally tried to find a pattern using an uppercase 'O', but it should have used a lowercase 'o' to match the encryption rules.</w:t>
+        <w:t>In the derove function, the code originally tried to find a pattern using an uppercase 'O', but it should have used a lowercase 'o' to match the encryption rules.</w:t>
       </w:r>
     </w:p>
     <w:p>
@@ -736,6 +600,7 @@
           <w:rFonts w:ascii="Calibri" w:hAnsi="Calibri" w:cs="Calibri"/>
           <w:b/>
           <w:bCs/>
+          <w:noProof/>
           <w:sz w:val="24"/>
         </w:rPr>
         <w:drawing>
@@ -791,6 +656,7 @@
           <w:rFonts w:ascii="Calibri" w:hAnsi="Calibri" w:cs="Calibri"/>
           <w:b/>
           <w:bCs/>
+          <w:noProof/>
           <w:sz w:val="24"/>
         </w:rPr>
         <w:drawing>
@@ -845,6 +711,7 @@
           <w:rFonts w:ascii="Calibri" w:hAnsi="Calibri" w:cs="Calibri"/>
           <w:b/>
           <w:bCs/>
+          <w:noProof/>
           <w:sz w:val="24"/>
         </w:rPr>
         <w:drawing>
@@ -910,6 +777,7 @@
           <w:rFonts w:ascii="Calibri" w:hAnsi="Calibri" w:cs="Calibri"/>
           <w:b/>
           <w:bCs/>
+          <w:noProof/>
           <w:sz w:val="24"/>
         </w:rPr>
         <w:drawing>
@@ -964,6 +832,7 @@
           <w:rFonts w:ascii="Calibri" w:hAnsi="Calibri" w:cs="Calibri"/>
           <w:b/>
           <w:bCs/>
+          <w:noProof/>
           <w:sz w:val="24"/>
         </w:rPr>
         <w:drawing>
@@ -1029,6 +898,7 @@
           <w:rFonts w:ascii="Calibri" w:hAnsi="Calibri" w:cs="Calibri"/>
           <w:b/>
           <w:bCs/>
+          <w:noProof/>
           <w:sz w:val="24"/>
         </w:rPr>
         <w:drawing>
@@ -1083,6 +953,7 @@
           <w:rFonts w:ascii="Calibri" w:hAnsi="Calibri" w:cs="Calibri"/>
           <w:b/>
           <w:bCs/>
+          <w:noProof/>
           <w:sz w:val="24"/>
         </w:rPr>
         <w:drawing>
@@ -1181,7 +1052,8 @@
           <w:rFonts w:ascii="Calibri" w:hAnsi="Calibri" w:cs="Calibri"/>
           <w:b/>
           <w:bCs/>
-          <w:sz w:val="24"/>
+          <w:sz w:val="28"/>
+          <w:szCs w:val="28"/>
         </w:rPr>
       </w:pPr>
       <w:r>
@@ -1189,7 +1061,8 @@
           <w:rFonts w:ascii="Calibri" w:hAnsi="Calibri" w:cs="Calibri"/>
           <w:b/>
           <w:bCs/>
-          <w:sz w:val="24"/>
+          <w:sz w:val="28"/>
+          <w:szCs w:val="28"/>
         </w:rPr>
         <w:t>Task2: Answer the following questions in your report: </w:t>
       </w:r>
@@ -1215,13 +1088,25 @@
           <w:bCs/>
           <w:sz w:val="24"/>
         </w:rPr>
-        <w:t>You should include a table mapping each test case to its equivalence class.</w:t>
+        <w:t>You should include a table mapping each test case to its equivalence class</w:t>
       </w:r>
+    </w:p>
+    <w:p>
+      <w:pPr>
+        <w:spacing w:beforeLines="100" w:before="312" w:after="0" w:line="240" w:lineRule="auto"/>
+        <w:ind w:left="360"/>
+        <w:rPr>
+          <w:rFonts w:ascii="Calibri" w:hAnsi="Calibri" w:cs="Calibri" w:hint="eastAsia"/>
+          <w:b/>
+          <w:bCs/>
+          <w:sz w:val="24"/>
+        </w:rPr>
+      </w:pPr>
     </w:p>
     <w:tbl>
       <w:tblPr>
-        <w:tblW w:w="10491" w:type="dxa"/>
-        <w:tblInd w:w="-1001" w:type="dxa"/>
+        <w:tblW w:w="11199" w:type="dxa"/>
+        <w:tblInd w:w="-1426" w:type="dxa"/>
         <w:tblLayout w:type="fixed"/>
         <w:tblCellMar>
           <w:left w:w="0" w:type="dxa"/>
@@ -1231,11 +1116,11 @@
       </w:tblPr>
       <w:tblGrid>
         <w:gridCol w:w="567"/>
-        <w:gridCol w:w="1277"/>
-        <w:gridCol w:w="1559"/>
-        <w:gridCol w:w="1276"/>
-        <w:gridCol w:w="1276"/>
-        <w:gridCol w:w="4536"/>
+        <w:gridCol w:w="1418"/>
+        <w:gridCol w:w="2410"/>
+        <w:gridCol w:w="851"/>
+        <w:gridCol w:w="1275"/>
+        <w:gridCol w:w="4678"/>
       </w:tblGrid>
       <w:tr>
         <w:trPr>
@@ -1284,7 +1169,7 @@
         </w:tc>
         <w:tc>
           <w:tcPr>
-            <w:tcW w:w="1277" w:type="dxa"/>
+            <w:tcW w:w="1418" w:type="dxa"/>
             <w:tcBorders>
               <w:top w:val="single" w:sz="6" w:space="0" w:color="CCCCCC"/>
               <w:left w:val="single" w:sz="6" w:space="0" w:color="CCCCCC"/>
@@ -1325,7 +1210,7 @@
         </w:tc>
         <w:tc>
           <w:tcPr>
-            <w:tcW w:w="1559" w:type="dxa"/>
+            <w:tcW w:w="2410" w:type="dxa"/>
             <w:tcBorders>
               <w:top w:val="single" w:sz="6" w:space="0" w:color="CCCCCC"/>
               <w:left w:val="single" w:sz="6" w:space="0" w:color="CCCCCC"/>
@@ -1366,7 +1251,7 @@
         </w:tc>
         <w:tc>
           <w:tcPr>
-            <w:tcW w:w="1276" w:type="dxa"/>
+            <w:tcW w:w="851" w:type="dxa"/>
             <w:tcBorders>
               <w:top w:val="single" w:sz="6" w:space="0" w:color="CCCCCC"/>
               <w:left w:val="single" w:sz="6" w:space="0" w:color="CCCCCC"/>
@@ -1407,7 +1292,7 @@
         </w:tc>
         <w:tc>
           <w:tcPr>
-            <w:tcW w:w="1276" w:type="dxa"/>
+            <w:tcW w:w="1275" w:type="dxa"/>
             <w:tcBorders>
               <w:top w:val="single" w:sz="6" w:space="0" w:color="CCCCCC"/>
               <w:left w:val="single" w:sz="6" w:space="0" w:color="CCCCCC"/>
@@ -1448,7 +1333,7 @@
         </w:tc>
         <w:tc>
           <w:tcPr>
-            <w:tcW w:w="4536" w:type="dxa"/>
+            <w:tcW w:w="4678" w:type="dxa"/>
             <w:tcBorders>
               <w:top w:val="single" w:sz="6" w:space="0" w:color="CCCCCC"/>
               <w:left w:val="single" w:sz="6" w:space="0" w:color="CCCCCC"/>
@@ -1529,14 +1414,13 @@
                 <w:szCs w:val="18"/>
                 <w14:ligatures w14:val="none"/>
               </w:rPr>
-              <w:lastRenderedPageBreak/>
               <w:t>1</w:t>
             </w:r>
           </w:p>
         </w:tc>
         <w:tc>
           <w:tcPr>
-            <w:tcW w:w="1277" w:type="dxa"/>
+            <w:tcW w:w="1418" w:type="dxa"/>
             <w:tcBorders>
               <w:top w:val="single" w:sz="6" w:space="0" w:color="CCCCCC"/>
               <w:left w:val="single" w:sz="6" w:space="0" w:color="CCCCCC"/>
@@ -1577,7 +1461,7 @@
         </w:tc>
         <w:tc>
           <w:tcPr>
-            <w:tcW w:w="1559" w:type="dxa"/>
+            <w:tcW w:w="2410" w:type="dxa"/>
             <w:tcBorders>
               <w:top w:val="single" w:sz="6" w:space="0" w:color="CCCCCC"/>
               <w:left w:val="single" w:sz="6" w:space="0" w:color="CCCCCC"/>
@@ -1618,7 +1502,7 @@
         </w:tc>
         <w:tc>
           <w:tcPr>
-            <w:tcW w:w="1276" w:type="dxa"/>
+            <w:tcW w:w="851" w:type="dxa"/>
             <w:tcBorders>
               <w:top w:val="single" w:sz="6" w:space="0" w:color="CCCCCC"/>
               <w:left w:val="single" w:sz="6" w:space="0" w:color="CCCCCC"/>
@@ -1659,7 +1543,7 @@
         </w:tc>
         <w:tc>
           <w:tcPr>
-            <w:tcW w:w="1276" w:type="dxa"/>
+            <w:tcW w:w="1275" w:type="dxa"/>
             <w:tcBorders>
               <w:top w:val="single" w:sz="6" w:space="0" w:color="CCCCCC"/>
               <w:left w:val="single" w:sz="6" w:space="0" w:color="CCCCCC"/>
@@ -1700,7 +1584,7 @@
         </w:tc>
         <w:tc>
           <w:tcPr>
-            <w:tcW w:w="4536" w:type="dxa"/>
+            <w:tcW w:w="4678" w:type="dxa"/>
             <w:tcBorders>
               <w:top w:val="single" w:sz="6" w:space="0" w:color="CCCCCC"/>
               <w:left w:val="single" w:sz="6" w:space="0" w:color="CCCCCC"/>
@@ -1787,7 +1671,7 @@
         </w:tc>
         <w:tc>
           <w:tcPr>
-            <w:tcW w:w="1277" w:type="dxa"/>
+            <w:tcW w:w="1418" w:type="dxa"/>
             <w:tcBorders>
               <w:top w:val="single" w:sz="6" w:space="0" w:color="CCCCCC"/>
               <w:left w:val="single" w:sz="6" w:space="0" w:color="CCCCCC"/>
@@ -1828,7 +1712,7 @@
         </w:tc>
         <w:tc>
           <w:tcPr>
-            <w:tcW w:w="1559" w:type="dxa"/>
+            <w:tcW w:w="2410" w:type="dxa"/>
             <w:tcBorders>
               <w:top w:val="single" w:sz="6" w:space="0" w:color="CCCCCC"/>
               <w:left w:val="single" w:sz="6" w:space="0" w:color="CCCCCC"/>
@@ -1869,7 +1753,7 @@
         </w:tc>
         <w:tc>
           <w:tcPr>
-            <w:tcW w:w="1276" w:type="dxa"/>
+            <w:tcW w:w="851" w:type="dxa"/>
             <w:tcBorders>
               <w:top w:val="single" w:sz="6" w:space="0" w:color="CCCCCC"/>
               <w:left w:val="single" w:sz="6" w:space="0" w:color="CCCCCC"/>
@@ -1910,7 +1794,7 @@
         </w:tc>
         <w:tc>
           <w:tcPr>
-            <w:tcW w:w="1276" w:type="dxa"/>
+            <w:tcW w:w="1275" w:type="dxa"/>
             <w:tcBorders>
               <w:top w:val="single" w:sz="6" w:space="0" w:color="CCCCCC"/>
               <w:left w:val="single" w:sz="6" w:space="0" w:color="CCCCCC"/>
@@ -1951,7 +1835,7 @@
         </w:tc>
         <w:tc>
           <w:tcPr>
-            <w:tcW w:w="4536" w:type="dxa"/>
+            <w:tcW w:w="4678" w:type="dxa"/>
             <w:tcBorders>
               <w:top w:val="single" w:sz="6" w:space="0" w:color="CCCCCC"/>
               <w:left w:val="single" w:sz="6" w:space="0" w:color="CCCCCC"/>
@@ -2071,7 +1955,7 @@
         </w:tc>
         <w:tc>
           <w:tcPr>
-            <w:tcW w:w="1277" w:type="dxa"/>
+            <w:tcW w:w="1418" w:type="dxa"/>
             <w:tcBorders>
               <w:top w:val="single" w:sz="6" w:space="0" w:color="CCCCCC"/>
               <w:left w:val="single" w:sz="6" w:space="0" w:color="CCCCCC"/>
@@ -2112,7 +1996,7 @@
         </w:tc>
         <w:tc>
           <w:tcPr>
-            <w:tcW w:w="1559" w:type="dxa"/>
+            <w:tcW w:w="2410" w:type="dxa"/>
             <w:tcBorders>
               <w:top w:val="single" w:sz="6" w:space="0" w:color="CCCCCC"/>
               <w:left w:val="single" w:sz="6" w:space="0" w:color="CCCCCC"/>
@@ -2153,7 +2037,7 @@
         </w:tc>
         <w:tc>
           <w:tcPr>
-            <w:tcW w:w="1276" w:type="dxa"/>
+            <w:tcW w:w="851" w:type="dxa"/>
             <w:tcBorders>
               <w:top w:val="single" w:sz="6" w:space="0" w:color="CCCCCC"/>
               <w:left w:val="single" w:sz="6" w:space="0" w:color="CCCCCC"/>
@@ -2194,7 +2078,7 @@
         </w:tc>
         <w:tc>
           <w:tcPr>
-            <w:tcW w:w="1276" w:type="dxa"/>
+            <w:tcW w:w="1275" w:type="dxa"/>
             <w:tcBorders>
               <w:top w:val="single" w:sz="6" w:space="0" w:color="CCCCCC"/>
               <w:left w:val="single" w:sz="6" w:space="0" w:color="CCCCCC"/>
@@ -2235,7 +2119,7 @@
         </w:tc>
         <w:tc>
           <w:tcPr>
-            <w:tcW w:w="4536" w:type="dxa"/>
+            <w:tcW w:w="4678" w:type="dxa"/>
             <w:tcBorders>
               <w:top w:val="single" w:sz="6" w:space="0" w:color="CCCCCC"/>
               <w:left w:val="single" w:sz="6" w:space="0" w:color="CCCCCC"/>
@@ -2266,17 +2150,7 @@
                 <w:szCs w:val="18"/>
                 <w14:ligatures w14:val="none"/>
               </w:rPr>
-              <w:t>I</w:t>
-            </w:r>
-            <w:r>
-              <w:rPr>
-                <w:rFonts w:ascii="Calibri" w:eastAsia="宋体" w:hAnsi="Calibri" w:cs="Calibri"/>
-                <w:kern w:val="0"/>
-                <w:sz w:val="18"/>
-                <w:szCs w:val="18"/>
-                <w14:ligatures w14:val="none"/>
-              </w:rPr>
-              <w:t>f a word is a palindrome (reads the same forward and backward, case-insensitive), leave it unchanged.</w:t>
+              <w:t>If a word is a palindrome (reads the same forward and backward, case-insensitive), leave it unchanged.</w:t>
             </w:r>
           </w:p>
         </w:tc>
@@ -2328,7 +2202,7 @@
         </w:tc>
         <w:tc>
           <w:tcPr>
-            <w:tcW w:w="1277" w:type="dxa"/>
+            <w:tcW w:w="1418" w:type="dxa"/>
             <w:tcBorders>
               <w:top w:val="single" w:sz="6" w:space="0" w:color="CCCCCC"/>
               <w:left w:val="single" w:sz="6" w:space="0" w:color="CCCCCC"/>
@@ -2371,7 +2245,7 @@
         </w:tc>
         <w:tc>
           <w:tcPr>
-            <w:tcW w:w="1559" w:type="dxa"/>
+            <w:tcW w:w="2410" w:type="dxa"/>
             <w:tcBorders>
               <w:top w:val="single" w:sz="6" w:space="0" w:color="CCCCCC"/>
               <w:left w:val="single" w:sz="6" w:space="0" w:color="CCCCCC"/>
@@ -2412,7 +2286,7 @@
         </w:tc>
         <w:tc>
           <w:tcPr>
-            <w:tcW w:w="1276" w:type="dxa"/>
+            <w:tcW w:w="851" w:type="dxa"/>
             <w:tcBorders>
               <w:top w:val="single" w:sz="6" w:space="0" w:color="CCCCCC"/>
               <w:left w:val="single" w:sz="6" w:space="0" w:color="CCCCCC"/>
@@ -2453,7 +2327,7 @@
         </w:tc>
         <w:tc>
           <w:tcPr>
-            <w:tcW w:w="1276" w:type="dxa"/>
+            <w:tcW w:w="1275" w:type="dxa"/>
             <w:tcBorders>
               <w:top w:val="single" w:sz="6" w:space="0" w:color="CCCCCC"/>
               <w:left w:val="single" w:sz="6" w:space="0" w:color="CCCCCC"/>
@@ -2567,7 +2441,7 @@
         </w:tc>
         <w:tc>
           <w:tcPr>
-            <w:tcW w:w="4536" w:type="dxa"/>
+            <w:tcW w:w="4678" w:type="dxa"/>
             <w:tcBorders>
               <w:top w:val="single" w:sz="6" w:space="0" w:color="CCCCCC"/>
               <w:left w:val="single" w:sz="6" w:space="0" w:color="CCCCCC"/>
@@ -2652,7 +2526,7 @@
         </w:tc>
         <w:tc>
           <w:tcPr>
-            <w:tcW w:w="1277" w:type="dxa"/>
+            <w:tcW w:w="1418" w:type="dxa"/>
             <w:tcBorders>
               <w:top w:val="single" w:sz="6" w:space="0" w:color="CCCCCC"/>
               <w:left w:val="single" w:sz="6" w:space="0" w:color="CCCCCC"/>
@@ -2693,7 +2567,7 @@
         </w:tc>
         <w:tc>
           <w:tcPr>
-            <w:tcW w:w="1559" w:type="dxa"/>
+            <w:tcW w:w="2410" w:type="dxa"/>
             <w:tcBorders>
               <w:top w:val="single" w:sz="6" w:space="0" w:color="CCCCCC"/>
               <w:left w:val="single" w:sz="6" w:space="0" w:color="CCCCCC"/>
@@ -2734,7 +2608,7 @@
         </w:tc>
         <w:tc>
           <w:tcPr>
-            <w:tcW w:w="1276" w:type="dxa"/>
+            <w:tcW w:w="851" w:type="dxa"/>
             <w:tcBorders>
               <w:top w:val="single" w:sz="6" w:space="0" w:color="CCCCCC"/>
               <w:left w:val="single" w:sz="6" w:space="0" w:color="CCCCCC"/>
@@ -2775,7 +2649,7 @@
         </w:tc>
         <w:tc>
           <w:tcPr>
-            <w:tcW w:w="1276" w:type="dxa"/>
+            <w:tcW w:w="1275" w:type="dxa"/>
             <w:tcBorders>
               <w:top w:val="single" w:sz="6" w:space="0" w:color="CCCCCC"/>
               <w:left w:val="single" w:sz="6" w:space="0" w:color="CCCCCC"/>
@@ -2836,7 +2710,7 @@
         </w:tc>
         <w:tc>
           <w:tcPr>
-            <w:tcW w:w="4536" w:type="dxa"/>
+            <w:tcW w:w="4678" w:type="dxa"/>
             <w:tcBorders>
               <w:top w:val="single" w:sz="6" w:space="0" w:color="CCCCCC"/>
               <w:left w:val="single" w:sz="6" w:space="0" w:color="CCCCCC"/>
@@ -2965,7 +2839,7 @@
         </w:tc>
         <w:tc>
           <w:tcPr>
-            <w:tcW w:w="1277" w:type="dxa"/>
+            <w:tcW w:w="1418" w:type="dxa"/>
             <w:tcBorders>
               <w:top w:val="single" w:sz="6" w:space="0" w:color="CCCCCC"/>
               <w:left w:val="single" w:sz="6" w:space="0" w:color="CCCCCC"/>
@@ -3006,7 +2880,7 @@
         </w:tc>
         <w:tc>
           <w:tcPr>
-            <w:tcW w:w="1559" w:type="dxa"/>
+            <w:tcW w:w="2410" w:type="dxa"/>
             <w:tcBorders>
               <w:top w:val="single" w:sz="6" w:space="0" w:color="CCCCCC"/>
               <w:left w:val="single" w:sz="6" w:space="0" w:color="CCCCCC"/>
@@ -3047,7 +2921,7 @@
         </w:tc>
         <w:tc>
           <w:tcPr>
-            <w:tcW w:w="1276" w:type="dxa"/>
+            <w:tcW w:w="851" w:type="dxa"/>
             <w:tcBorders>
               <w:top w:val="single" w:sz="6" w:space="0" w:color="CCCCCC"/>
               <w:left w:val="single" w:sz="6" w:space="0" w:color="CCCCCC"/>
@@ -3088,7 +2962,7 @@
         </w:tc>
         <w:tc>
           <w:tcPr>
-            <w:tcW w:w="1276" w:type="dxa"/>
+            <w:tcW w:w="1275" w:type="dxa"/>
             <w:tcBorders>
               <w:top w:val="single" w:sz="6" w:space="0" w:color="CCCCCC"/>
               <w:left w:val="single" w:sz="6" w:space="0" w:color="CCCCCC"/>
@@ -3129,7 +3003,7 @@
         </w:tc>
         <w:tc>
           <w:tcPr>
-            <w:tcW w:w="4536" w:type="dxa"/>
+            <w:tcW w:w="4678" w:type="dxa"/>
             <w:tcBorders>
               <w:top w:val="single" w:sz="6" w:space="0" w:color="CCCCCC"/>
               <w:left w:val="single" w:sz="6" w:space="0" w:color="CCCCCC"/>
@@ -3247,7 +3121,7 @@
         </w:tc>
         <w:tc>
           <w:tcPr>
-            <w:tcW w:w="1277" w:type="dxa"/>
+            <w:tcW w:w="1418" w:type="dxa"/>
             <w:tcBorders>
               <w:top w:val="single" w:sz="6" w:space="0" w:color="CCCCCC"/>
               <w:left w:val="single" w:sz="6" w:space="0" w:color="CCCCCC"/>
@@ -3288,7 +3162,7 @@
         </w:tc>
         <w:tc>
           <w:tcPr>
-            <w:tcW w:w="1559" w:type="dxa"/>
+            <w:tcW w:w="2410" w:type="dxa"/>
             <w:tcBorders>
               <w:top w:val="single" w:sz="6" w:space="0" w:color="CCCCCC"/>
               <w:left w:val="single" w:sz="6" w:space="0" w:color="CCCCCC"/>
@@ -3329,7 +3203,7 @@
         </w:tc>
         <w:tc>
           <w:tcPr>
-            <w:tcW w:w="1276" w:type="dxa"/>
+            <w:tcW w:w="851" w:type="dxa"/>
             <w:tcBorders>
               <w:top w:val="single" w:sz="6" w:space="0" w:color="CCCCCC"/>
               <w:left w:val="single" w:sz="6" w:space="0" w:color="CCCCCC"/>
@@ -3370,7 +3244,7 @@
         </w:tc>
         <w:tc>
           <w:tcPr>
-            <w:tcW w:w="1276" w:type="dxa"/>
+            <w:tcW w:w="1275" w:type="dxa"/>
             <w:tcBorders>
               <w:top w:val="single" w:sz="6" w:space="0" w:color="CCCCCC"/>
               <w:left w:val="single" w:sz="6" w:space="0" w:color="CCCCCC"/>
@@ -3411,7 +3285,7 @@
         </w:tc>
         <w:tc>
           <w:tcPr>
-            <w:tcW w:w="4536" w:type="dxa"/>
+            <w:tcW w:w="4678" w:type="dxa"/>
             <w:tcBorders>
               <w:top w:val="single" w:sz="6" w:space="0" w:color="CCCCCC"/>
               <w:left w:val="single" w:sz="6" w:space="0" w:color="CCCCCC"/>
@@ -3498,7 +3372,7 @@
         </w:tc>
         <w:tc>
           <w:tcPr>
-            <w:tcW w:w="1277" w:type="dxa"/>
+            <w:tcW w:w="1418" w:type="dxa"/>
             <w:tcBorders>
               <w:top w:val="single" w:sz="6" w:space="0" w:color="CCCCCC"/>
               <w:left w:val="single" w:sz="6" w:space="0" w:color="CCCCCC"/>
@@ -3539,7 +3413,7 @@
         </w:tc>
         <w:tc>
           <w:tcPr>
-            <w:tcW w:w="1559" w:type="dxa"/>
+            <w:tcW w:w="2410" w:type="dxa"/>
             <w:tcBorders>
               <w:top w:val="single" w:sz="6" w:space="0" w:color="CCCCCC"/>
               <w:left w:val="single" w:sz="6" w:space="0" w:color="CCCCCC"/>
@@ -3580,7 +3454,7 @@
         </w:tc>
         <w:tc>
           <w:tcPr>
-            <w:tcW w:w="1276" w:type="dxa"/>
+            <w:tcW w:w="851" w:type="dxa"/>
             <w:tcBorders>
               <w:top w:val="single" w:sz="6" w:space="0" w:color="CCCCCC"/>
               <w:left w:val="single" w:sz="6" w:space="0" w:color="CCCCCC"/>
@@ -3621,7 +3495,7 @@
         </w:tc>
         <w:tc>
           <w:tcPr>
-            <w:tcW w:w="1276" w:type="dxa"/>
+            <w:tcW w:w="1275" w:type="dxa"/>
             <w:tcBorders>
               <w:top w:val="single" w:sz="6" w:space="0" w:color="CCCCCC"/>
               <w:left w:val="single" w:sz="6" w:space="0" w:color="CCCCCC"/>
@@ -3656,35 +3530,13 @@
                 <w:szCs w:val="18"/>
                 <w14:ligatures w14:val="none"/>
               </w:rPr>
-              <w:t>"</w:t>
-            </w:r>
-            <w:proofErr w:type="spellStart"/>
-            <w:r>
-              <w:rPr>
-                <w:rFonts w:ascii="Calibri" w:eastAsia="宋体" w:hAnsi="Calibri" w:cs="Calibri"/>
-                <w:kern w:val="0"/>
-                <w:sz w:val="18"/>
-                <w:szCs w:val="18"/>
-                <w14:ligatures w14:val="none"/>
-              </w:rPr>
-              <w:t>ba</w:t>
-            </w:r>
-            <w:proofErr w:type="spellEnd"/>
-            <w:r>
-              <w:rPr>
-                <w:rFonts w:ascii="Calibri" w:eastAsia="宋体" w:hAnsi="Calibri" w:cs="Calibri"/>
-                <w:kern w:val="0"/>
-                <w:sz w:val="18"/>
-                <w:szCs w:val="18"/>
-                <w14:ligatures w14:val="none"/>
-              </w:rPr>
-              <w:t>", "bb"</w:t>
+              <w:t>"ba", "bb"</w:t>
             </w:r>
           </w:p>
         </w:tc>
         <w:tc>
           <w:tcPr>
-            <w:tcW w:w="4536" w:type="dxa"/>
+            <w:tcW w:w="4678" w:type="dxa"/>
             <w:tcBorders>
               <w:top w:val="single" w:sz="6" w:space="0" w:color="CCCCCC"/>
               <w:left w:val="single" w:sz="6" w:space="0" w:color="CCCCCC"/>
@@ -3766,12 +3618,13 @@
           <w:rFonts w:ascii="Calibri" w:hAnsi="Calibri" w:cs="Calibri"/>
           <w:b/>
           <w:bCs/>
+          <w:noProof/>
           <w:sz w:val="24"/>
         </w:rPr>
         <w:drawing>
-          <wp:inline distT="0" distB="0" distL="0" distR="0" wp14:anchorId="5D598860" wp14:editId="455C5CE3">
-            <wp:extent cx="5274310" cy="1857375"/>
-            <wp:effectExtent l="0" t="0" r="2540" b="9525"/>
+          <wp:inline distT="0" distB="0" distL="0" distR="0" wp14:anchorId="5D598860" wp14:editId="027AD007">
+            <wp:extent cx="4304923" cy="1516000"/>
+            <wp:effectExtent l="0" t="0" r="635" b="8255"/>
             <wp:docPr id="902574554" name="图片 1"/>
             <wp:cNvGraphicFramePr>
               <a:graphicFrameLocks xmlns:a="http://schemas.openxmlformats.org/drawingml/2006/main" noChangeAspect="1"/>
@@ -3792,7 +3645,7 @@
                   <pic:spPr>
                     <a:xfrm>
                       <a:off x="0" y="0"/>
-                      <a:ext cx="5274310" cy="1857375"/>
+                      <a:ext cx="4319808" cy="1521242"/>
                     </a:xfrm>
                     <a:prstGeom prst="rect">
                       <a:avLst/>
@@ -3870,27 +3723,6 @@
           <w:sz w:val="24"/>
         </w:rPr>
         <w:t>Branch Coverage.</w:t>
-      </w:r>
-    </w:p>
-    <w:p>
-      <w:pPr>
-        <w:pStyle w:val="a9"/>
-        <w:numPr>
-          <w:ilvl w:val="0"/>
-          <w:numId w:val="13"/>
-        </w:numPr>
-        <w:spacing w:after="0" w:line="240" w:lineRule="auto"/>
-        <w:rPr>
-          <w:rFonts w:ascii="Calibri" w:hAnsi="Calibri" w:cs="Calibri"/>
-          <w:sz w:val="24"/>
-        </w:rPr>
-      </w:pPr>
-      <w:r>
-        <w:rPr>
-          <w:rFonts w:ascii="Calibri" w:hAnsi="Calibri" w:cs="Calibri"/>
-          <w:sz w:val="24"/>
-        </w:rPr>
-        <w:t>Equivalence Partitioning (EP) Coverage: palindrome, repeated letters, unique letters.</w:t>
       </w:r>
     </w:p>
     <w:p>
@@ -6240,6 +6072,7 @@
   <w:style w:type="character" w:default="1" w:styleId="a0">
     <w:name w:val="Default Paragraph Font"/>
     <w:uiPriority w:val="1"/>
+    <w:semiHidden/>
     <w:unhideWhenUsed/>
   </w:style>
   <w:style w:type="table" w:default="1" w:styleId="a1">
